--- a/outputs/docx/ai-tooling-budget-policy.docx
+++ b/outputs/docx/ai-tooling-budget-policy.docx
@@ -977,7 +977,7 @@
                               <w:sz w:val="22"/>
                               <w:vertAlign w:val="baseline"/>
                             </w:rPr>
-                            <w:t xml:space="preserve">Policy Number: 001</w:t>
+                            <w:t xml:space="preserve">Policy Number: 005</w:t>
                           </w:r>
                         </w:p>
                         <w:p>
